--- a/zht/docx/042.content.docx
+++ b/zht/docx/042.content.docx
@@ -19,7 +19,7 @@
         <w:rPr>
           <w:lang w:val="zh_TW" w:bidi="zh_TW"/>
         </w:rPr>
-        <w:t>Resource: Tyndale Open Study Notes</w:t>
+        <w:t>Resource: Aquifer Open Study Notes (Profiles)</w:t>
       </w:r>
       <w:r>
         <w:rPr>
@@ -112,7 +112,7 @@
         <w:rPr>
           <w:lang w:val="zh_TW" w:bidi="zh_TW"/>
         </w:rPr>
-        <w:t>Tyndale Open Study Notes</w:t>
+        <w:t>Aquifer Open Study Notes (Profiles)</w:t>
       </w:r>
     </w:p>
     <w:p>

--- a/zht/docx/042.content.docx
+++ b/zht/docx/042.content.docx
@@ -247,54 +247,36 @@
         </w:rPr>
         <w:t>耶利米於瑪拿西的統治期間，出生在耶路撒冷附近的亞拿突。他的父親是屬於便雅憫支派的希勒家。耶利米於約西亞統治的第十三年（公元前627年）成為先知。起初，耶利米對於接受這個角色有所遲疑（</w:t>
       </w:r>
-      <w:hyperlink r:id="rId13">
-        <w:r>
-          <w:rPr>
-            <w:lang w:val="zh_TW" w:bidi="zh_TW"/>
-          </w:rPr>
-          <w:rPr>
-            <w:color w:val="0000EE"/>
-            <w:u w:val="single"/>
-          </w:rPr>
-          <w:t>耶1:6</w:t>
-        </w:r>
-      </w:hyperlink>
+      <w:r>
+        <w:rPr>
+          <w:lang w:val="zh_TW" w:bidi="zh_TW"/>
+        </w:rPr>
+        <w:t>耶1:6</w:t>
+      </w:r>
       <w:r>
         <w:rPr>
           <w:lang w:val="zh_TW" w:bidi="zh_TW"/>
         </w:rPr>
         <w:t>），但神應許會引導和保護他，並賜給他所需的話語，即便在面對反對時也不會離開他（</w:t>
       </w:r>
-      <w:hyperlink r:id="rId14">
-        <w:r>
-          <w:rPr>
-            <w:lang w:val="zh_TW" w:bidi="zh_TW"/>
-          </w:rPr>
-          <w:rPr>
-            <w:color w:val="0000EE"/>
-            <w:u w:val="single"/>
-          </w:rPr>
-          <w:t>耶1:7–8</w:t>
-        </w:r>
-      </w:hyperlink>
+      <w:r>
+        <w:rPr>
+          <w:lang w:val="zh_TW" w:bidi="zh_TW"/>
+        </w:rPr>
+        <w:t>耶1:7–8</w:t>
+      </w:r>
       <w:r>
         <w:rPr>
           <w:lang w:val="zh_TW" w:bidi="zh_TW"/>
         </w:rPr>
         <w:t>、</w:t>
       </w:r>
-      <w:hyperlink r:id="rId15">
-        <w:r>
-          <w:rPr>
-            <w:lang w:val="zh_TW" w:bidi="zh_TW"/>
-          </w:rPr>
-          <w:rPr>
-            <w:color w:val="0000EE"/>
-            <w:u w:val="single"/>
-          </w:rPr>
-          <w:t>18–19</w:t>
-        </w:r>
-      </w:hyperlink>
+      <w:r>
+        <w:rPr>
+          <w:lang w:val="zh_TW" w:bidi="zh_TW"/>
+        </w:rPr>
+        <w:t>18–19</w:t>
+      </w:r>
       <w:r>
         <w:rPr>
           <w:lang w:val="zh_TW" w:bidi="zh_TW"/>
@@ -315,36 +297,24 @@
         </w:rPr>
         <w:t>耶利米警告猶大的君王和百姓悔改，以免遭到流放。他們因偶像崇拜違背了神的盟約（特殊協議）（</w:t>
       </w:r>
-      <w:hyperlink r:id="rId16">
-        <w:r>
-          <w:rPr>
-            <w:lang w:val="zh_TW" w:bidi="zh_TW"/>
-          </w:rPr>
-          <w:rPr>
-            <w:color w:val="0000EE"/>
-            <w:u w:val="single"/>
-          </w:rPr>
-          <w:t>耶10:1–16</w:t>
-        </w:r>
-      </w:hyperlink>
+      <w:r>
+        <w:rPr>
+          <w:lang w:val="zh_TW" w:bidi="zh_TW"/>
+        </w:rPr>
+        <w:t>耶10:1–16</w:t>
+      </w:r>
       <w:r>
         <w:rPr>
           <w:lang w:val="zh_TW" w:bidi="zh_TW"/>
         </w:rPr>
         <w:t>），因此面臨後果（</w:t>
       </w:r>
-      <w:hyperlink r:id="rId17">
-        <w:r>
-          <w:rPr>
-            <w:lang w:val="zh_TW" w:bidi="zh_TW"/>
-          </w:rPr>
-          <w:rPr>
-            <w:color w:val="0000EE"/>
-            <w:u w:val="single"/>
-          </w:rPr>
-          <w:t>申27–28</w:t>
-        </w:r>
-      </w:hyperlink>
+      <w:r>
+        <w:rPr>
+          <w:lang w:val="zh_TW" w:bidi="zh_TW"/>
+        </w:rPr>
+        <w:t>申27–28</w:t>
+      </w:r>
       <w:r>
         <w:rPr>
           <w:lang w:val="zh_TW" w:bidi="zh_TW"/>
@@ -379,18 +349,12 @@
         </w:rPr>
         <w:t>巴比倫王尼布甲尼撒認識耶利米，並且喜歡他（</w:t>
       </w:r>
-      <w:hyperlink r:id="rId18">
-        <w:r>
-          <w:rPr>
-            <w:lang w:val="zh_TW" w:bidi="zh_TW"/>
-          </w:rPr>
-          <w:rPr>
-            <w:color w:val="0000EE"/>
-            <w:u w:val="single"/>
-          </w:rPr>
-          <w:t>耶39:11–12</w:t>
-        </w:r>
-      </w:hyperlink>
+      <w:r>
+        <w:rPr>
+          <w:lang w:val="zh_TW" w:bidi="zh_TW"/>
+        </w:rPr>
+        <w:t>耶39:11–12</w:t>
+      </w:r>
       <w:r>
         <w:rPr>
           <w:lang w:val="zh_TW" w:bidi="zh_TW"/>
@@ -411,54 +375,36 @@
         </w:rPr>
         <w:t>耶利米一生中不斷被拒絕、囚禁和身體遭受虐待。然而，他的事工還是有積極的一面。他預言巴比倫的流放將會是暫時的（</w:t>
       </w:r>
-      <w:hyperlink r:id="rId19">
-        <w:r>
-          <w:rPr>
-            <w:lang w:val="zh_TW" w:bidi="zh_TW"/>
-          </w:rPr>
-          <w:rPr>
-            <w:color w:val="0000EE"/>
-            <w:u w:val="single"/>
-          </w:rPr>
-          <w:t>耶25:1–14</w:t>
-        </w:r>
-      </w:hyperlink>
+      <w:r>
+        <w:rPr>
+          <w:lang w:val="zh_TW" w:bidi="zh_TW"/>
+        </w:rPr>
+        <w:t>耶25:1–14</w:t>
+      </w:r>
       <w:r>
         <w:rPr>
           <w:lang w:val="zh_TW" w:bidi="zh_TW"/>
         </w:rPr>
         <w:t>），並且神將與祂的百姓立一個新約（</w:t>
       </w:r>
-      <w:hyperlink r:id="rId20">
-        <w:r>
-          <w:rPr>
-            <w:lang w:val="zh_TW" w:bidi="zh_TW"/>
-          </w:rPr>
-          <w:rPr>
-            <w:color w:val="0000EE"/>
-            <w:u w:val="single"/>
-          </w:rPr>
-          <w:t>31:31–34</w:t>
-        </w:r>
-      </w:hyperlink>
+      <w:r>
+        <w:rPr>
+          <w:lang w:val="zh_TW" w:bidi="zh_TW"/>
+        </w:rPr>
+        <w:t>31:31–34</w:t>
+      </w:r>
       <w:r>
         <w:rPr>
           <w:lang w:val="zh_TW" w:bidi="zh_TW"/>
         </w:rPr>
         <w:t>）。耶穌基督成就了這個應許（</w:t>
       </w:r>
-      <w:hyperlink r:id="rId21">
-        <w:r>
-          <w:rPr>
-            <w:lang w:val="zh_TW" w:bidi="zh_TW"/>
-          </w:rPr>
-          <w:rPr>
-            <w:color w:val="0000EE"/>
-            <w:u w:val="single"/>
-          </w:rPr>
-          <w:t>路22:20</w:t>
-        </w:r>
-      </w:hyperlink>
+      <w:r>
+        <w:rPr>
+          <w:lang w:val="zh_TW" w:bidi="zh_TW"/>
+        </w:rPr>
+        <w:t>路22:20</w:t>
+      </w:r>
       <w:r>
         <w:rPr>
           <w:lang w:val="zh_TW" w:bidi="zh_TW"/>
@@ -488,252 +434,168 @@
           <w:lang w:val="zh_TW" w:bidi="zh_TW"/>
         </w:rPr>
       </w:r>
-      <w:hyperlink r:id="rId22">
-        <w:r>
-          <w:rPr>
-            <w:lang w:val="zh_TW" w:bidi="zh_TW"/>
-          </w:rPr>
-          <w:rPr>
-            <w:color w:val="0000EE"/>
-            <w:u w:val="single"/>
-          </w:rPr>
-          <w:t>代下35:25</w:t>
-        </w:r>
-      </w:hyperlink>
+      <w:r>
+        <w:rPr>
+          <w:lang w:val="zh_TW" w:bidi="zh_TW"/>
+        </w:rPr>
+        <w:t>代下35:25</w:t>
+      </w:r>
       <w:r>
         <w:rPr>
           <w:lang w:val="zh_TW" w:bidi="zh_TW"/>
         </w:rPr>
         <w:t>，</w:t>
       </w:r>
-      <w:hyperlink r:id="rId23">
-        <w:r>
-          <w:rPr>
-            <w:lang w:val="zh_TW" w:bidi="zh_TW"/>
-          </w:rPr>
-          <w:rPr>
-            <w:color w:val="0000EE"/>
-            <w:u w:val="single"/>
-          </w:rPr>
-          <w:t>36:12</w:t>
-        </w:r>
-      </w:hyperlink>
+      <w:r>
+        <w:rPr>
+          <w:lang w:val="zh_TW" w:bidi="zh_TW"/>
+        </w:rPr>
+        <w:t>36:12</w:t>
+      </w:r>
       <w:r>
         <w:rPr>
           <w:lang w:val="zh_TW" w:bidi="zh_TW"/>
         </w:rPr>
         <w:t>、</w:t>
       </w:r>
-      <w:hyperlink r:id="rId24">
-        <w:r>
-          <w:rPr>
-            <w:lang w:val="zh_TW" w:bidi="zh_TW"/>
-          </w:rPr>
-          <w:rPr>
-            <w:color w:val="0000EE"/>
-            <w:u w:val="single"/>
-          </w:rPr>
-          <w:t>21</w:t>
-        </w:r>
-      </w:hyperlink>
+      <w:r>
+        <w:rPr>
+          <w:lang w:val="zh_TW" w:bidi="zh_TW"/>
+        </w:rPr>
+        <w:t>21</w:t>
+      </w:r>
       <w:r>
         <w:rPr>
           <w:lang w:val="zh_TW" w:bidi="zh_TW"/>
         </w:rPr>
         <w:t>；</w:t>
       </w:r>
-      <w:hyperlink r:id="rId25">
-        <w:r>
-          <w:rPr>
-            <w:lang w:val="zh_TW" w:bidi="zh_TW"/>
-          </w:rPr>
-          <w:rPr>
-            <w:color w:val="0000EE"/>
-            <w:u w:val="single"/>
-          </w:rPr>
-          <w:t>耶1:1–10</w:t>
-        </w:r>
-      </w:hyperlink>
+      <w:r>
+        <w:rPr>
+          <w:lang w:val="zh_TW" w:bidi="zh_TW"/>
+        </w:rPr>
+        <w:t>耶1:1–10</w:t>
+      </w:r>
       <w:r>
         <w:rPr>
           <w:lang w:val="zh_TW" w:bidi="zh_TW"/>
         </w:rPr>
         <w:t>，</w:t>
       </w:r>
-      <w:hyperlink r:id="rId26">
-        <w:r>
-          <w:rPr>
-            <w:lang w:val="zh_TW" w:bidi="zh_TW"/>
-          </w:rPr>
-          <w:rPr>
-            <w:color w:val="0000EE"/>
-            <w:u w:val="single"/>
-          </w:rPr>
-          <w:t>13:1–14</w:t>
-        </w:r>
-      </w:hyperlink>
+      <w:r>
+        <w:rPr>
+          <w:lang w:val="zh_TW" w:bidi="zh_TW"/>
+        </w:rPr>
+        <w:t>13:1–14</w:t>
+      </w:r>
       <w:r>
         <w:rPr>
           <w:lang w:val="zh_TW" w:bidi="zh_TW"/>
         </w:rPr>
         <w:t>，</w:t>
       </w:r>
-      <w:hyperlink r:id="rId27">
-        <w:r>
-          <w:rPr>
-            <w:lang w:val="zh_TW" w:bidi="zh_TW"/>
-          </w:rPr>
-          <w:rPr>
-            <w:color w:val="0000EE"/>
-            <w:u w:val="single"/>
-          </w:rPr>
-          <w:t>18:1–12</w:t>
-        </w:r>
-      </w:hyperlink>
+      <w:r>
+        <w:rPr>
+          <w:lang w:val="zh_TW" w:bidi="zh_TW"/>
+        </w:rPr>
+        <w:t>18:1–12</w:t>
+      </w:r>
       <w:r>
         <w:rPr>
           <w:lang w:val="zh_TW" w:bidi="zh_TW"/>
         </w:rPr>
         <w:t>，</w:t>
       </w:r>
-      <w:hyperlink r:id="rId28">
-        <w:r>
-          <w:rPr>
-            <w:lang w:val="zh_TW" w:bidi="zh_TW"/>
-          </w:rPr>
-          <w:rPr>
-            <w:color w:val="0000EE"/>
-            <w:u w:val="single"/>
-          </w:rPr>
-          <w:t>19:1–20:6</w:t>
-        </w:r>
-      </w:hyperlink>
+      <w:r>
+        <w:rPr>
+          <w:lang w:val="zh_TW" w:bidi="zh_TW"/>
+        </w:rPr>
+        <w:t>19:1–20:6</w:t>
+      </w:r>
       <w:r>
         <w:rPr>
           <w:lang w:val="zh_TW" w:bidi="zh_TW"/>
         </w:rPr>
         <w:t>，</w:t>
       </w:r>
-      <w:hyperlink r:id="rId29">
-        <w:r>
-          <w:rPr>
-            <w:lang w:val="zh_TW" w:bidi="zh_TW"/>
-          </w:rPr>
-          <w:rPr>
-            <w:color w:val="0000EE"/>
-            <w:u w:val="single"/>
-          </w:rPr>
-          <w:t>24:1–10</w:t>
-        </w:r>
-      </w:hyperlink>
+      <w:r>
+        <w:rPr>
+          <w:lang w:val="zh_TW" w:bidi="zh_TW"/>
+        </w:rPr>
+        <w:t>24:1–10</w:t>
+      </w:r>
       <w:r>
         <w:rPr>
           <w:lang w:val="zh_TW" w:bidi="zh_TW"/>
         </w:rPr>
         <w:t>，</w:t>
       </w:r>
-      <w:hyperlink r:id="rId30">
-        <w:r>
-          <w:rPr>
-            <w:lang w:val="zh_TW" w:bidi="zh_TW"/>
-          </w:rPr>
-          <w:rPr>
-            <w:color w:val="0000EE"/>
-            <w:u w:val="single"/>
-          </w:rPr>
-          <w:t>26:1–29:32</w:t>
-        </w:r>
-      </w:hyperlink>
+      <w:r>
+        <w:rPr>
+          <w:lang w:val="zh_TW" w:bidi="zh_TW"/>
+        </w:rPr>
+        <w:t>26:1–29:32</w:t>
+      </w:r>
       <w:r>
         <w:rPr>
           <w:lang w:val="zh_TW" w:bidi="zh_TW"/>
         </w:rPr>
         <w:t>，</w:t>
       </w:r>
-      <w:hyperlink r:id="rId31">
-        <w:r>
-          <w:rPr>
-            <w:lang w:val="zh_TW" w:bidi="zh_TW"/>
-          </w:rPr>
-          <w:rPr>
-            <w:color w:val="0000EE"/>
-            <w:u w:val="single"/>
-          </w:rPr>
-          <w:t>32:1–15</w:t>
-        </w:r>
-      </w:hyperlink>
+      <w:r>
+        <w:rPr>
+          <w:lang w:val="zh_TW" w:bidi="zh_TW"/>
+        </w:rPr>
+        <w:t>32:1–15</w:t>
+      </w:r>
       <w:r>
         <w:rPr>
           <w:lang w:val="zh_TW" w:bidi="zh_TW"/>
         </w:rPr>
         <w:t>，</w:t>
       </w:r>
-      <w:hyperlink r:id="rId32">
-        <w:r>
-          <w:rPr>
-            <w:lang w:val="zh_TW" w:bidi="zh_TW"/>
-          </w:rPr>
-          <w:rPr>
-            <w:color w:val="0000EE"/>
-            <w:u w:val="single"/>
-          </w:rPr>
-          <w:t>36:1–44:30</w:t>
-        </w:r>
-      </w:hyperlink>
+      <w:r>
+        <w:rPr>
+          <w:lang w:val="zh_TW" w:bidi="zh_TW"/>
+        </w:rPr>
+        <w:t>36:1–44:30</w:t>
+      </w:r>
       <w:r>
         <w:rPr>
           <w:lang w:val="zh_TW" w:bidi="zh_TW"/>
         </w:rPr>
         <w:t>；</w:t>
       </w:r>
-      <w:hyperlink r:id="rId33">
-        <w:r>
-          <w:rPr>
-            <w:lang w:val="zh_TW" w:bidi="zh_TW"/>
-          </w:rPr>
-          <w:rPr>
-            <w:color w:val="0000EE"/>
-            <w:u w:val="single"/>
-          </w:rPr>
-          <w:t>但9:2</w:t>
-        </w:r>
-      </w:hyperlink>
+      <w:r>
+        <w:rPr>
+          <w:lang w:val="zh_TW" w:bidi="zh_TW"/>
+        </w:rPr>
+        <w:t>但9:2</w:t>
+      </w:r>
       <w:r>
         <w:rPr>
           <w:lang w:val="zh_TW" w:bidi="zh_TW"/>
         </w:rPr>
         <w:t>；</w:t>
       </w:r>
-      <w:hyperlink r:id="rId34">
-        <w:r>
-          <w:rPr>
-            <w:lang w:val="zh_TW" w:bidi="zh_TW"/>
-          </w:rPr>
-          <w:rPr>
-            <w:color w:val="0000EE"/>
-            <w:u w:val="single"/>
-          </w:rPr>
-          <w:t>太16:14</w:t>
-        </w:r>
-      </w:hyperlink>
+      <w:r>
+        <w:rPr>
+          <w:lang w:val="zh_TW" w:bidi="zh_TW"/>
+        </w:rPr>
+        <w:t>太16:14</w:t>
+      </w:r>
       <w:r>
         <w:rPr>
           <w:lang w:val="zh_TW" w:bidi="zh_TW"/>
         </w:rPr>
         <w:t>，</w:t>
       </w:r>
-      <w:hyperlink r:id="rId35">
-        <w:r>
-          <w:rPr>
-            <w:lang w:val="zh_TW" w:bidi="zh_TW"/>
-          </w:rPr>
-          <w:rPr>
-            <w:color w:val="0000EE"/>
-            <w:u w:val="single"/>
-          </w:rPr>
-          <w:t>27:9</w:t>
-        </w:r>
-      </w:hyperlink>
+      <w:r>
+        <w:rPr>
+          <w:lang w:val="zh_TW" w:bidi="zh_TW"/>
+        </w:rPr>
+        <w:t>27:9</w:t>
+      </w:r>
       <w:r>
         <w:rPr>
           <w:lang w:val="zh_TW" w:bidi="zh_TW"/>
@@ -782,18 +644,12 @@
         </w:rPr>
         <w:t>耶羅波安二世是約阿施的兒子。他於公元前793年至753年作以色列的王，統治長達41年之久，是北國國王中在位時間最長的一位。他行了耶羅波安一世的惡行（</w:t>
       </w:r>
-      <w:hyperlink r:id="rId36">
-        <w:r>
-          <w:rPr>
-            <w:lang w:val="zh_TW" w:bidi="zh_TW"/>
-          </w:rPr>
-          <w:rPr>
-            <w:color w:val="0000EE"/>
-            <w:u w:val="single"/>
-          </w:rPr>
-          <w:t>王下14:23–24</w:t>
-        </w:r>
-      </w:hyperlink>
+      <w:r>
+        <w:rPr>
+          <w:lang w:val="zh_TW" w:bidi="zh_TW"/>
+        </w:rPr>
+        <w:t>王下14:23–24</w:t>
+      </w:r>
       <w:r>
         <w:rPr>
           <w:lang w:val="zh_TW" w:bidi="zh_TW"/>
@@ -814,36 +670,24 @@
         </w:rPr>
         <w:t>在他統治期間，北國達到自所羅門時期以來，疆域最廣大且財富最鼎盛的狀態。考古的證據顯示，耶羅波安的都城撒瑪利亞（Samaria）在他統治下極為富裕。以色列之所以能夠興盛，其中一個原因是亞述的勢力暫時衰弱，使北國得以擴張。先知約拿曾經預言，神應許賜予如此繁榮的景象（</w:t>
       </w:r>
-      <w:hyperlink r:id="rId37">
-        <w:r>
-          <w:rPr>
-            <w:lang w:val="zh_TW" w:bidi="zh_TW"/>
-          </w:rPr>
-          <w:rPr>
-            <w:color w:val="0000EE"/>
-            <w:u w:val="single"/>
-          </w:rPr>
-          <w:t>王下14:25</w:t>
-        </w:r>
-      </w:hyperlink>
+      <w:r>
+        <w:rPr>
+          <w:lang w:val="zh_TW" w:bidi="zh_TW"/>
+        </w:rPr>
+        <w:t>王下14:25</w:t>
+      </w:r>
       <w:r>
         <w:rPr>
           <w:lang w:val="zh_TW" w:bidi="zh_TW"/>
         </w:rPr>
         <w:t>）。即使北國已經背離神長達150年，神仍以信實的慈愛向以色列施憐憫（</w:t>
       </w:r>
-      <w:hyperlink r:id="rId38">
-        <w:r>
-          <w:rPr>
-            <w:lang w:val="zh_TW" w:bidi="zh_TW"/>
-          </w:rPr>
-          <w:rPr>
-            <w:color w:val="0000EE"/>
-            <w:u w:val="single"/>
-          </w:rPr>
-          <w:t>王下14:26–27</w:t>
-        </w:r>
-      </w:hyperlink>
+      <w:r>
+        <w:rPr>
+          <w:lang w:val="zh_TW" w:bidi="zh_TW"/>
+        </w:rPr>
+        <w:t>王下14:26–27</w:t>
+      </w:r>
       <w:r>
         <w:rPr>
           <w:lang w:val="zh_TW" w:bidi="zh_TW"/>
@@ -864,18 +708,12 @@
         </w:rPr>
         <w:t>在耶羅波安二世的統治期間，北國財富雖然增加，公義卻未能實現。富有的地主欺壓貧窮人，迫使他們離開農田，遷往城市。政府腐敗、經濟蕭條及政治動盪惡化，而以色列的屬靈光景也每況愈下。神派遣先知警告以色列的領袖和百姓。阿摩司和何西阿對當時廣泛的腐敗提出譴責。阿摩司嚴厲責備富人壓榨窮人，並警告耶羅波安將面臨的死亡和以色列的懲罰（</w:t>
       </w:r>
-      <w:hyperlink r:id="rId39">
-        <w:r>
-          <w:rPr>
-            <w:lang w:val="zh_TW" w:bidi="zh_TW"/>
-          </w:rPr>
-          <w:rPr>
-            <w:color w:val="0000EE"/>
-            <w:u w:val="single"/>
-          </w:rPr>
-          <w:t>摩7:10–17</w:t>
-        </w:r>
-      </w:hyperlink>
+      <w:r>
+        <w:rPr>
+          <w:lang w:val="zh_TW" w:bidi="zh_TW"/>
+        </w:rPr>
+        <w:t>摩7:10–17</w:t>
+      </w:r>
       <w:r>
         <w:rPr>
           <w:lang w:val="zh_TW" w:bidi="zh_TW"/>
@@ -919,108 +757,72 @@
           <w:lang w:val="zh_TW" w:bidi="zh_TW"/>
         </w:rPr>
       </w:r>
-      <w:hyperlink r:id="rId40">
-        <w:r>
-          <w:rPr>
-            <w:lang w:val="zh_TW" w:bidi="zh_TW"/>
-          </w:rPr>
-          <w:rPr>
-            <w:color w:val="0000EE"/>
-            <w:u w:val="single"/>
-          </w:rPr>
-          <w:t>王下13:13</w:t>
-        </w:r>
-      </w:hyperlink>
+      <w:r>
+        <w:rPr>
+          <w:lang w:val="zh_TW" w:bidi="zh_TW"/>
+        </w:rPr>
+        <w:t>王下13:13</w:t>
+      </w:r>
       <w:r>
         <w:rPr>
           <w:lang w:val="zh_TW" w:bidi="zh_TW"/>
         </w:rPr>
         <w:t>，</w:t>
       </w:r>
-      <w:hyperlink r:id="rId41">
-        <w:r>
-          <w:rPr>
-            <w:lang w:val="zh_TW" w:bidi="zh_TW"/>
-          </w:rPr>
-          <w:rPr>
-            <w:color w:val="0000EE"/>
-            <w:u w:val="single"/>
-          </w:rPr>
-          <w:t>14:16</w:t>
-        </w:r>
-      </w:hyperlink>
+      <w:r>
+        <w:rPr>
+          <w:lang w:val="zh_TW" w:bidi="zh_TW"/>
+        </w:rPr>
+        <w:t>14:16</w:t>
+      </w:r>
       <w:r>
         <w:rPr>
           <w:lang w:val="zh_TW" w:bidi="zh_TW"/>
         </w:rPr>
         <w:t>、</w:t>
       </w:r>
-      <w:hyperlink r:id="rId42">
-        <w:r>
-          <w:rPr>
-            <w:lang w:val="zh_TW" w:bidi="zh_TW"/>
-          </w:rPr>
-          <w:rPr>
-            <w:color w:val="0000EE"/>
-            <w:u w:val="single"/>
-          </w:rPr>
-          <w:t>23–29</w:t>
-        </w:r>
-      </w:hyperlink>
+      <w:r>
+        <w:rPr>
+          <w:lang w:val="zh_TW" w:bidi="zh_TW"/>
+        </w:rPr>
+        <w:t>23–29</w:t>
+      </w:r>
       <w:r>
         <w:rPr>
           <w:lang w:val="zh_TW" w:bidi="zh_TW"/>
         </w:rPr>
         <w:t>；</w:t>
       </w:r>
-      <w:hyperlink r:id="rId43">
-        <w:r>
-          <w:rPr>
-            <w:lang w:val="zh_TW" w:bidi="zh_TW"/>
-          </w:rPr>
-          <w:rPr>
-            <w:color w:val="0000EE"/>
-            <w:u w:val="single"/>
-          </w:rPr>
-          <w:t>何1:1</w:t>
-        </w:r>
-      </w:hyperlink>
+      <w:r>
+        <w:rPr>
+          <w:lang w:val="zh_TW" w:bidi="zh_TW"/>
+        </w:rPr>
+        <w:t>何1:1</w:t>
+      </w:r>
       <w:r>
         <w:rPr>
           <w:lang w:val="zh_TW" w:bidi="zh_TW"/>
         </w:rPr>
         <w:t>；</w:t>
       </w:r>
-      <w:hyperlink r:id="rId44">
-        <w:r>
-          <w:rPr>
-            <w:lang w:val="zh_TW" w:bidi="zh_TW"/>
-          </w:rPr>
-          <w:rPr>
-            <w:color w:val="0000EE"/>
-            <w:u w:val="single"/>
-          </w:rPr>
-          <w:t>摩1:1</w:t>
-        </w:r>
-      </w:hyperlink>
+      <w:r>
+        <w:rPr>
+          <w:lang w:val="zh_TW" w:bidi="zh_TW"/>
+        </w:rPr>
+        <w:t>摩1:1</w:t>
+      </w:r>
       <w:r>
         <w:rPr>
           <w:lang w:val="zh_TW" w:bidi="zh_TW"/>
         </w:rPr>
         <w:t>，</w:t>
       </w:r>
-      <w:hyperlink r:id="rId39">
-        <w:r>
-          <w:rPr>
-            <w:lang w:val="zh_TW" w:bidi="zh_TW"/>
-          </w:rPr>
-          <w:rPr>
-            <w:color w:val="0000EE"/>
-            <w:u w:val="single"/>
-          </w:rPr>
-          <w:t>7:10–17</w:t>
-        </w:r>
-      </w:hyperlink>
+      <w:r>
+        <w:rPr>
+          <w:lang w:val="zh_TW" w:bidi="zh_TW"/>
+        </w:rPr>
+        <w:t>7:10–17</w:t>
+      </w:r>
       <w:r>
         <w:rPr>
           <w:lang w:val="zh_TW" w:bidi="zh_TW"/>
@@ -1083,72 +885,48 @@
         </w:rPr>
         <w:t>耶羅波安的政治生涯，始於負責管理所羅門在以法蓮和瑪拿西的工程（</w:t>
       </w:r>
-      <w:hyperlink r:id="rId45">
-        <w:r>
-          <w:rPr>
-            <w:lang w:val="zh_TW" w:bidi="zh_TW"/>
-          </w:rPr>
-          <w:rPr>
-            <w:color w:val="0000EE"/>
-            <w:u w:val="single"/>
-          </w:rPr>
-          <w:t>王上11:26–28</w:t>
-        </w:r>
-      </w:hyperlink>
+      <w:r>
+        <w:rPr>
+          <w:lang w:val="zh_TW" w:bidi="zh_TW"/>
+        </w:rPr>
+        <w:t>王上11:26–28</w:t>
+      </w:r>
       <w:r>
         <w:rPr>
           <w:lang w:val="zh_TW" w:bidi="zh_TW"/>
         </w:rPr>
         <w:t>）。由於所羅門偏離耶和華，神決定將北方十個支派從大衛的家族奪去。先知亞希雅告訴耶羅波安，耶和華揀選他作這些支派的領袖，並應許他若能忠於神，必賜給他恆久的王朝（</w:t>
       </w:r>
-      <w:hyperlink r:id="rId46">
-        <w:r>
-          <w:rPr>
-            <w:lang w:val="zh_TW" w:bidi="zh_TW"/>
-          </w:rPr>
-          <w:rPr>
-            <w:color w:val="0000EE"/>
-            <w:u w:val="single"/>
-          </w:rPr>
-          <w:t>王上11:29–39</w:t>
-        </w:r>
-      </w:hyperlink>
+      <w:r>
+        <w:rPr>
+          <w:lang w:val="zh_TW" w:bidi="zh_TW"/>
+        </w:rPr>
+        <w:t>王上11:29–39</w:t>
+      </w:r>
       <w:r>
         <w:rPr>
           <w:lang w:val="zh_TW" w:bidi="zh_TW"/>
         </w:rPr>
         <w:t>）。所羅門得知此事後，企圖殺害耶羅波安，於是他逃往埃及避難（</w:t>
       </w:r>
-      <w:hyperlink r:id="rId47">
-        <w:r>
-          <w:rPr>
-            <w:lang w:val="zh_TW" w:bidi="zh_TW"/>
-          </w:rPr>
-          <w:rPr>
-            <w:color w:val="0000EE"/>
-            <w:u w:val="single"/>
-          </w:rPr>
-          <w:t>王上11:40</w:t>
-        </w:r>
-      </w:hyperlink>
+      <w:r>
+        <w:rPr>
+          <w:lang w:val="zh_TW" w:bidi="zh_TW"/>
+        </w:rPr>
+        <w:t>王上11:40</w:t>
+      </w:r>
       <w:r>
         <w:rPr>
           <w:lang w:val="zh_TW" w:bidi="zh_TW"/>
         </w:rPr>
         <w:t>；參掃羅和大衛，</w:t>
       </w:r>
-      <w:hyperlink r:id="rId48">
-        <w:r>
-          <w:rPr>
-            <w:lang w:val="zh_TW" w:bidi="zh_TW"/>
-          </w:rPr>
-          <w:rPr>
-            <w:color w:val="0000EE"/>
-            <w:u w:val="single"/>
-          </w:rPr>
-          <w:t>撒上18:5–20:42</w:t>
-        </w:r>
-      </w:hyperlink>
+      <w:r>
+        <w:rPr>
+          <w:lang w:val="zh_TW" w:bidi="zh_TW"/>
+        </w:rPr>
+        <w:t>撒上18:5–20:42</w:t>
+      </w:r>
       <w:r>
         <w:rPr>
           <w:lang w:val="zh_TW" w:bidi="zh_TW"/>
@@ -1169,54 +947,36 @@
         </w:rPr>
         <w:t>所羅門去世後，他的兒子羅波安成為猶大的王。然而，北方各支派仍需另行確認他的統治權。耶羅波安見有機可乘，便帶領北方的首領去見羅波安，請求減輕所羅門加諸於他們的繁重奴役（</w:t>
       </w:r>
-      <w:hyperlink r:id="rId49">
-        <w:r>
-          <w:rPr>
-            <w:lang w:val="zh_TW" w:bidi="zh_TW"/>
-          </w:rPr>
-          <w:rPr>
-            <w:color w:val="0000EE"/>
-            <w:u w:val="single"/>
-          </w:rPr>
-          <w:t>王上12:1–4</w:t>
-        </w:r>
-      </w:hyperlink>
+      <w:r>
+        <w:rPr>
+          <w:lang w:val="zh_TW" w:bidi="zh_TW"/>
+        </w:rPr>
+        <w:t>王上12:1–4</w:t>
+      </w:r>
       <w:r>
         <w:rPr>
           <w:lang w:val="zh_TW" w:bidi="zh_TW"/>
         </w:rPr>
         <w:t>）。羅波安不明智地拒絕了他們的要求（</w:t>
       </w:r>
-      <w:hyperlink r:id="rId50">
-        <w:r>
-          <w:rPr>
-            <w:lang w:val="zh_TW" w:bidi="zh_TW"/>
-          </w:rPr>
-          <w:rPr>
-            <w:color w:val="0000EE"/>
-            <w:u w:val="single"/>
-          </w:rPr>
-          <w:t>王上12:5–14</w:t>
-        </w:r>
-      </w:hyperlink>
+      <w:r>
+        <w:rPr>
+          <w:lang w:val="zh_TW" w:bidi="zh_TW"/>
+        </w:rPr>
+        <w:t>王上12:5–14</w:t>
+      </w:r>
       <w:r>
         <w:rPr>
           <w:lang w:val="zh_TW" w:bidi="zh_TW"/>
         </w:rPr>
         <w:t>），導致北方支派叛變，擁立耶羅波安為王（</w:t>
       </w:r>
-      <w:hyperlink r:id="rId51">
-        <w:r>
-          <w:rPr>
-            <w:lang w:val="zh_TW" w:bidi="zh_TW"/>
-          </w:rPr>
-          <w:rPr>
-            <w:color w:val="0000EE"/>
-            <w:u w:val="single"/>
-          </w:rPr>
-          <w:t>12:20</w:t>
-        </w:r>
-      </w:hyperlink>
+      <w:r>
+        <w:rPr>
+          <w:lang w:val="zh_TW" w:bidi="zh_TW"/>
+        </w:rPr>
+        <w:t>12:20</w:t>
+      </w:r>
       <w:r>
         <w:rPr>
           <w:lang w:val="zh_TW" w:bidi="zh_TW"/>
@@ -1237,54 +997,36 @@
         </w:rPr>
         <w:t>耶羅波安並未持守對神的忠心。他擔心百姓若前往耶路撒冷聖殿敬拜，會轉而效忠南國。因他缺乏對神的信心，無法倚靠神來鞏固自己的統治，他制定自己的計劃，以贏得百姓的屬靈忠誠。他在王國的北部和南部鑄造了兩個金牛犢，並設立邱壇（</w:t>
       </w:r>
-      <w:hyperlink r:id="rId52">
-        <w:r>
-          <w:rPr>
-            <w:lang w:val="zh_TW" w:bidi="zh_TW"/>
-          </w:rPr>
-          <w:rPr>
-            <w:color w:val="0000EE"/>
-            <w:u w:val="single"/>
-          </w:rPr>
-          <w:t>王上12:26–33</w:t>
-        </w:r>
-      </w:hyperlink>
+      <w:r>
+        <w:rPr>
+          <w:lang w:val="zh_TW" w:bidi="zh_TW"/>
+        </w:rPr>
+        <w:t>王上12:26–33</w:t>
+      </w:r>
       <w:r>
         <w:rPr>
           <w:lang w:val="zh_TW" w:bidi="zh_TW"/>
         </w:rPr>
         <w:t>）。神不喜悅這些邱壇，便差遣先知來譴責耶羅波安。面對先知所展示的大能神蹟，儘管耶羅波安起初有所回應，但金牛犢的敬拜卻貫穿了北國的歷史，自公元前931年一直延續到公元前722年。耶羅波安所設立的虛假宗教，是北國在公元前722年滅亡的主要原因之一（</w:t>
       </w:r>
-      <w:hyperlink r:id="rId53">
-        <w:r>
-          <w:rPr>
-            <w:lang w:val="zh_TW" w:bidi="zh_TW"/>
-          </w:rPr>
-          <w:rPr>
-            <w:color w:val="0000EE"/>
-            <w:u w:val="single"/>
-          </w:rPr>
-          <w:t>王上14:14–16</w:t>
-        </w:r>
-      </w:hyperlink>
+      <w:r>
+        <w:rPr>
+          <w:lang w:val="zh_TW" w:bidi="zh_TW"/>
+        </w:rPr>
+        <w:t>王上14:14–16</w:t>
+      </w:r>
       <w:r>
         <w:rPr>
           <w:lang w:val="zh_TW" w:bidi="zh_TW"/>
         </w:rPr>
         <w:t>；</w:t>
       </w:r>
-      <w:hyperlink r:id="rId54">
-        <w:r>
-          <w:rPr>
-            <w:lang w:val="zh_TW" w:bidi="zh_TW"/>
-          </w:rPr>
-          <w:rPr>
-            <w:color w:val="0000EE"/>
-            <w:u w:val="single"/>
-          </w:rPr>
-          <w:t>王下17:5–23</w:t>
-        </w:r>
-      </w:hyperlink>
+      <w:r>
+        <w:rPr>
+          <w:lang w:val="zh_TW" w:bidi="zh_TW"/>
+        </w:rPr>
+        <w:t>王下17:5–23</w:t>
+      </w:r>
       <w:r>
         <w:rPr>
           <w:lang w:val="zh_TW" w:bidi="zh_TW"/>
@@ -1305,54 +1047,36 @@
         </w:rPr>
         <w:t>由於耶羅波安的罪，神沒有賜給他恆久的王朝（</w:t>
       </w:r>
-      <w:hyperlink r:id="rId55">
-        <w:r>
-          <w:rPr>
-            <w:lang w:val="zh_TW" w:bidi="zh_TW"/>
-          </w:rPr>
-          <w:rPr>
-            <w:color w:val="0000EE"/>
-            <w:u w:val="single"/>
-          </w:rPr>
-          <w:t>王上13:33–34</w:t>
-        </w:r>
-      </w:hyperlink>
+      <w:r>
+        <w:rPr>
+          <w:lang w:val="zh_TW" w:bidi="zh_TW"/>
+        </w:rPr>
+        <w:t>王上13:33–34</w:t>
+      </w:r>
       <w:r>
         <w:rPr>
           <w:lang w:val="zh_TW" w:bidi="zh_TW"/>
         </w:rPr>
         <w:t>）。雖然耶羅波安的兒子拿答在父親死後繼位，但一位名叫巴沙的篡位者，兩年後暗殺了他和耶羅波安的後裔（</w:t>
       </w:r>
-      <w:hyperlink r:id="rId56">
-        <w:r>
-          <w:rPr>
-            <w:lang w:val="zh_TW" w:bidi="zh_TW"/>
-          </w:rPr>
-          <w:rPr>
-            <w:color w:val="0000EE"/>
-            <w:u w:val="single"/>
-          </w:rPr>
-          <w:t>王上14:20</w:t>
-        </w:r>
-      </w:hyperlink>
+      <w:r>
+        <w:rPr>
+          <w:lang w:val="zh_TW" w:bidi="zh_TW"/>
+        </w:rPr>
+        <w:t>王上14:20</w:t>
+      </w:r>
       <w:r>
         <w:rPr>
           <w:lang w:val="zh_TW" w:bidi="zh_TW"/>
         </w:rPr>
         <w:t>，</w:t>
       </w:r>
-      <w:hyperlink r:id="rId57">
-        <w:r>
-          <w:rPr>
-            <w:lang w:val="zh_TW" w:bidi="zh_TW"/>
-          </w:rPr>
-          <w:rPr>
-            <w:color w:val="0000EE"/>
-            <w:u w:val="single"/>
-          </w:rPr>
-          <w:t>15:25–31</w:t>
-        </w:r>
-      </w:hyperlink>
+      <w:r>
+        <w:rPr>
+          <w:lang w:val="zh_TW" w:bidi="zh_TW"/>
+        </w:rPr>
+        <w:t>15:25–31</w:t>
+      </w:r>
       <w:r>
         <w:rPr>
           <w:lang w:val="zh_TW" w:bidi="zh_TW"/>
@@ -1382,72 +1106,48 @@
           <w:lang w:val="zh_TW" w:bidi="zh_TW"/>
         </w:rPr>
       </w:r>
-      <w:hyperlink r:id="rId58">
-        <w:r>
-          <w:rPr>
-            <w:lang w:val="zh_TW" w:bidi="zh_TW"/>
-          </w:rPr>
-          <w:rPr>
-            <w:color w:val="0000EE"/>
-            <w:u w:val="single"/>
-          </w:rPr>
-          <w:t>王上11:26–14:20</w:t>
-        </w:r>
-      </w:hyperlink>
+      <w:r>
+        <w:rPr>
+          <w:lang w:val="zh_TW" w:bidi="zh_TW"/>
+        </w:rPr>
+        <w:t>王上11:26–14:20</w:t>
+      </w:r>
       <w:r>
         <w:rPr>
           <w:lang w:val="zh_TW" w:bidi="zh_TW"/>
         </w:rPr>
         <w:t>，</w:t>
       </w:r>
-      <w:hyperlink r:id="rId59">
-        <w:r>
-          <w:rPr>
-            <w:lang w:val="zh_TW" w:bidi="zh_TW"/>
-          </w:rPr>
-          <w:rPr>
-            <w:color w:val="0000EE"/>
-            <w:u w:val="single"/>
-          </w:rPr>
-          <w:t>15:6–7</w:t>
-        </w:r>
-      </w:hyperlink>
+      <w:r>
+        <w:rPr>
+          <w:lang w:val="zh_TW" w:bidi="zh_TW"/>
+        </w:rPr>
+        <w:t>15:6–7</w:t>
+      </w:r>
       <w:r>
         <w:rPr>
           <w:lang w:val="zh_TW" w:bidi="zh_TW"/>
         </w:rPr>
         <w:t>、</w:t>
       </w:r>
-      <w:hyperlink r:id="rId60">
-        <w:r>
-          <w:rPr>
-            <w:lang w:val="zh_TW" w:bidi="zh_TW"/>
-          </w:rPr>
-          <w:rPr>
-            <w:color w:val="0000EE"/>
-            <w:u w:val="single"/>
-          </w:rPr>
-          <w:t>25–28</w:t>
-        </w:r>
-      </w:hyperlink>
+      <w:r>
+        <w:rPr>
+          <w:lang w:val="zh_TW" w:bidi="zh_TW"/>
+        </w:rPr>
+        <w:t>25–28</w:t>
+      </w:r>
       <w:r>
         <w:rPr>
           <w:lang w:val="zh_TW" w:bidi="zh_TW"/>
         </w:rPr>
         <w:t>；</w:t>
       </w:r>
-      <w:hyperlink r:id="rId61">
-        <w:r>
-          <w:rPr>
-            <w:lang w:val="zh_TW" w:bidi="zh_TW"/>
-          </w:rPr>
-          <w:rPr>
-            <w:color w:val="0000EE"/>
-            <w:u w:val="single"/>
-          </w:rPr>
-          <w:t>代下10:1–13:22</w:t>
-        </w:r>
-      </w:hyperlink>
+      <w:r>
+        <w:rPr>
+          <w:lang w:val="zh_TW" w:bidi="zh_TW"/>
+        </w:rPr>
+        <w:t>代下10:1–13:22</w:t>
+      </w:r>
       <w:r>
         <w:rPr>
           <w:lang w:val="zh_TW" w:bidi="zh_TW"/>
@@ -1496,54 +1196,36 @@
         </w:rPr>
         <w:t>約瑟的妻子馬利亞是耶穌的母親。路加告訴我們，拿撒勒的童貞女馬利亞許配給了當地的木匠約瑟。在約瑟迎娶馬利亞之前，天使告訴馬利亞，她會從神的靈感孕，生下神的兒子（</w:t>
       </w:r>
-      <w:hyperlink r:id="rId62">
-        <w:r>
-          <w:rPr>
-            <w:lang w:val="zh_TW" w:bidi="zh_TW"/>
-          </w:rPr>
-          <w:rPr>
-            <w:color w:val="0000EE"/>
-            <w:u w:val="single"/>
-          </w:rPr>
-          <w:t>路1:26–35</w:t>
-        </w:r>
-      </w:hyperlink>
+      <w:r>
+        <w:rPr>
+          <w:lang w:val="zh_TW" w:bidi="zh_TW"/>
+        </w:rPr>
+        <w:t>路1:26–35</w:t>
+      </w:r>
       <w:r>
         <w:rPr>
           <w:lang w:val="zh_TW" w:bidi="zh_TW"/>
         </w:rPr>
         <w:t>）。馬利亞以單純的信心接受這個非凡的信息，謙卑順服神的旨意（</w:t>
       </w:r>
-      <w:hyperlink r:id="rId63">
-        <w:r>
-          <w:rPr>
-            <w:lang w:val="zh_TW" w:bidi="zh_TW"/>
-          </w:rPr>
-          <w:rPr>
-            <w:color w:val="0000EE"/>
-            <w:u w:val="single"/>
-          </w:rPr>
-          <w:t>路1:38</w:t>
-        </w:r>
-      </w:hyperlink>
+      <w:r>
+        <w:rPr>
+          <w:lang w:val="zh_TW" w:bidi="zh_TW"/>
+        </w:rPr>
+        <w:t>路1:38</w:t>
+      </w:r>
       <w:r>
         <w:rPr>
           <w:lang w:val="zh_TW" w:bidi="zh_TW"/>
         </w:rPr>
         <w:t>；另見</w:t>
       </w:r>
-      <w:hyperlink r:id="rId64">
-        <w:r>
-          <w:rPr>
-            <w:lang w:val="zh_TW" w:bidi="zh_TW"/>
-          </w:rPr>
-          <w:rPr>
-            <w:color w:val="0000EE"/>
-            <w:u w:val="single"/>
-          </w:rPr>
-          <w:t>路1:46–55</w:t>
-        </w:r>
-      </w:hyperlink>
+      <w:r>
+        <w:rPr>
+          <w:lang w:val="zh_TW" w:bidi="zh_TW"/>
+        </w:rPr>
+        <w:t>路1:46–55</w:t>
+      </w:r>
       <w:r>
         <w:rPr>
           <w:lang w:val="zh_TW" w:bidi="zh_TW"/>
@@ -1562,36 +1244,24 @@
         </w:rPr>
         <w:t>（</w:t>
       </w:r>
-      <w:hyperlink r:id="rId65">
-        <w:r>
-          <w:rPr>
-            <w:lang w:val="zh_TW" w:bidi="zh_TW"/>
-          </w:rPr>
-          <w:rPr>
-            <w:color w:val="0000EE"/>
-            <w:u w:val="single"/>
-          </w:rPr>
-          <w:t>路1:39–45</w:t>
-        </w:r>
-      </w:hyperlink>
+      <w:r>
+        <w:rPr>
+          <w:lang w:val="zh_TW" w:bidi="zh_TW"/>
+        </w:rPr>
+        <w:t>路1:39–45</w:t>
+      </w:r>
       <w:r>
         <w:rPr>
           <w:lang w:val="zh_TW" w:bidi="zh_TW"/>
         </w:rPr>
         <w:t>）。人們認為馬利亞奇蹟般懷了神的兒子，是應驗了預言（</w:t>
       </w:r>
-      <w:hyperlink r:id="rId66">
-        <w:r>
-          <w:rPr>
-            <w:lang w:val="zh_TW" w:bidi="zh_TW"/>
-          </w:rPr>
-          <w:rPr>
-            <w:color w:val="0000EE"/>
-            <w:u w:val="single"/>
-          </w:rPr>
-          <w:t>賽7:14</w:t>
-        </w:r>
-      </w:hyperlink>
+      <w:r>
+        <w:rPr>
+          <w:lang w:val="zh_TW" w:bidi="zh_TW"/>
+        </w:rPr>
+        <w:t>賽7:14</w:t>
+      </w:r>
       <w:r>
         <w:rPr>
           <w:lang w:val="zh_TW" w:bidi="zh_TW"/>
@@ -1612,102 +1282,66 @@
         </w:rPr>
         <w:t>耶穌在不尋常的情況下出生。約瑟帶著馬利亞到伯利恆，進行羅馬的人口普查。孩子在馬槽裡出生，因為沒有其它住處（</w:t>
       </w:r>
-      <w:hyperlink r:id="rId67">
-        <w:r>
-          <w:rPr>
-            <w:lang w:val="zh_TW" w:bidi="zh_TW"/>
-          </w:rPr>
-          <w:rPr>
-            <w:color w:val="0000EE"/>
-            <w:u w:val="single"/>
-          </w:rPr>
-          <w:t>路2:1–7</w:t>
-        </w:r>
-      </w:hyperlink>
+      <w:r>
+        <w:rPr>
+          <w:lang w:val="zh_TW" w:bidi="zh_TW"/>
+        </w:rPr>
+        <w:t>路2:1–7</w:t>
+      </w:r>
       <w:r>
         <w:rPr>
           <w:lang w:val="zh_TW" w:bidi="zh_TW"/>
         </w:rPr>
         <w:t>）。後來，馬利亞和約瑟逃往埃及，以保護孩子免受希律屠殺伯利恆嬰孩的危險（</w:t>
       </w:r>
-      <w:hyperlink r:id="rId68">
-        <w:r>
-          <w:rPr>
-            <w:lang w:val="zh_TW" w:bidi="zh_TW"/>
-          </w:rPr>
-          <w:rPr>
-            <w:color w:val="0000EE"/>
-            <w:u w:val="single"/>
-          </w:rPr>
-          <w:t>太2:13–18</w:t>
-        </w:r>
-      </w:hyperlink>
+      <w:r>
+        <w:rPr>
+          <w:lang w:val="zh_TW" w:bidi="zh_TW"/>
+        </w:rPr>
+        <w:t>太2:13–18</w:t>
+      </w:r>
       <w:r>
         <w:rPr>
           <w:lang w:val="zh_TW" w:bidi="zh_TW"/>
         </w:rPr>
         <w:t>）。他們返回後居住在拿撒勒，重建他們的家（</w:t>
       </w:r>
-      <w:hyperlink r:id="rId69">
-        <w:r>
-          <w:rPr>
-            <w:lang w:val="zh_TW" w:bidi="zh_TW"/>
-          </w:rPr>
-          <w:rPr>
-            <w:color w:val="0000EE"/>
-            <w:u w:val="single"/>
-          </w:rPr>
-          <w:t>太2:19–23</w:t>
-        </w:r>
-      </w:hyperlink>
+      <w:r>
+        <w:rPr>
+          <w:lang w:val="zh_TW" w:bidi="zh_TW"/>
+        </w:rPr>
+        <w:t>太2:19–23</w:t>
+      </w:r>
       <w:r>
         <w:rPr>
           <w:lang w:val="zh_TW" w:bidi="zh_TW"/>
         </w:rPr>
         <w:t>）。耶穌出生後，馬利亞可能還生了幾個子女（</w:t>
       </w:r>
-      <w:hyperlink r:id="rId70">
-        <w:r>
-          <w:rPr>
-            <w:lang w:val="zh_TW" w:bidi="zh_TW"/>
-          </w:rPr>
-          <w:rPr>
-            <w:color w:val="0000EE"/>
-            <w:u w:val="single"/>
-          </w:rPr>
-          <w:t>太13:55–56</w:t>
-        </w:r>
-      </w:hyperlink>
-      <w:hyperlink r:id="rId71">
-        <w:r>
-          <w:rPr>
-            <w:lang w:val="zh_TW" w:bidi="zh_TW"/>
-          </w:rPr>
-          <w:rPr>
-            <w:color w:val="0000EE"/>
-            <w:u w:val="single"/>
-          </w:rPr>
-          <w:t>；可6:3</w:t>
-        </w:r>
-      </w:hyperlink>
+      <w:r>
+        <w:rPr>
+          <w:lang w:val="zh_TW" w:bidi="zh_TW"/>
+        </w:rPr>
+        <w:t>太13:55–56</w:t>
+      </w:r>
+      <w:r>
+        <w:rPr>
+          <w:lang w:val="zh_TW" w:bidi="zh_TW"/>
+        </w:rPr>
+        <w:t>；可6:3</w:t>
+      </w:r>
       <w:r>
         <w:rPr>
           <w:lang w:val="zh_TW" w:bidi="zh_TW"/>
         </w:rPr>
         <w:t>）。馬利亞可能曾告訴路加耶穌出生的細節，以及周圍不尋常的事件（見</w:t>
       </w:r>
-      <w:hyperlink r:id="rId72">
-        <w:r>
-          <w:rPr>
-            <w:lang w:val="zh_TW" w:bidi="zh_TW"/>
-          </w:rPr>
-          <w:rPr>
-            <w:color w:val="0000EE"/>
-            <w:u w:val="single"/>
-          </w:rPr>
-          <w:t>路2:51</w:t>
-        </w:r>
-      </w:hyperlink>
+      <w:r>
+        <w:rPr>
+          <w:lang w:val="zh_TW" w:bidi="zh_TW"/>
+        </w:rPr>
+        <w:t>路2:51</w:t>
+      </w:r>
       <w:r>
         <w:rPr>
           <w:lang w:val="zh_TW" w:bidi="zh_TW"/>
@@ -1728,90 +1362,60 @@
         </w:rPr>
         <w:t>耶穌十二歲時，跟家人上耶路撒冷之後，留在聖殿。馬利亞和約瑟責備耶穌沒有和他們一起離開，他們不明白耶穌的回應（</w:t>
       </w:r>
-      <w:hyperlink r:id="rId73">
-        <w:r>
-          <w:rPr>
-            <w:lang w:val="zh_TW" w:bidi="zh_TW"/>
-          </w:rPr>
-          <w:rPr>
-            <w:color w:val="0000EE"/>
-            <w:u w:val="single"/>
-          </w:rPr>
-          <w:t>路2:41–51</w:t>
-        </w:r>
-      </w:hyperlink>
+      <w:r>
+        <w:rPr>
+          <w:lang w:val="zh_TW" w:bidi="zh_TW"/>
+        </w:rPr>
+        <w:t>路2:41–51</w:t>
+      </w:r>
       <w:r>
         <w:rPr>
           <w:lang w:val="zh_TW" w:bidi="zh_TW"/>
         </w:rPr>
         <w:t>）。在耶穌早期的公開事工中，馬利亞請求耶穌在迦拿的婚宴中行神蹟（</w:t>
       </w:r>
-      <w:hyperlink r:id="rId74">
-        <w:r>
-          <w:rPr>
-            <w:lang w:val="zh_TW" w:bidi="zh_TW"/>
-          </w:rPr>
-          <w:rPr>
-            <w:color w:val="0000EE"/>
-            <w:u w:val="single"/>
-          </w:rPr>
-          <w:t>約2:1–11</w:t>
-        </w:r>
-      </w:hyperlink>
+      <w:r>
+        <w:rPr>
+          <w:lang w:val="zh_TW" w:bidi="zh_TW"/>
+        </w:rPr>
+        <w:t>約2:1–11</w:t>
+      </w:r>
       <w:r>
         <w:rPr>
           <w:lang w:val="zh_TW" w:bidi="zh_TW"/>
         </w:rPr>
         <w:t>）。後來，當馬利亞和耶穌的兄弟去看耶穌時，耶穌說祂的門徒是祂「真正的家人」（</w:t>
       </w:r>
-      <w:hyperlink r:id="rId75">
-        <w:r>
-          <w:rPr>
-            <w:lang w:val="zh_TW" w:bidi="zh_TW"/>
-          </w:rPr>
-          <w:rPr>
-            <w:color w:val="0000EE"/>
-            <w:u w:val="single"/>
-          </w:rPr>
-          <w:t>太12:46–50</w:t>
-        </w:r>
-      </w:hyperlink>
+      <w:r>
+        <w:rPr>
+          <w:lang w:val="zh_TW" w:bidi="zh_TW"/>
+        </w:rPr>
+        <w:t>太12:46–50</w:t>
+      </w:r>
       <w:r>
         <w:rPr>
           <w:lang w:val="zh_TW" w:bidi="zh_TW"/>
         </w:rPr>
         <w:t>；</w:t>
       </w:r>
-      <w:hyperlink r:id="rId76">
-        <w:r>
-          <w:rPr>
-            <w:lang w:val="zh_TW" w:bidi="zh_TW"/>
-          </w:rPr>
-          <w:rPr>
-            <w:color w:val="0000EE"/>
-            <w:u w:val="single"/>
-          </w:rPr>
-          <w:t>可3:31–35</w:t>
-        </w:r>
-      </w:hyperlink>
+      <w:r>
+        <w:rPr>
+          <w:lang w:val="zh_TW" w:bidi="zh_TW"/>
+        </w:rPr>
+        <w:t>可3:31–35</w:t>
+      </w:r>
       <w:r>
         <w:rPr>
           <w:lang w:val="zh_TW" w:bidi="zh_TW"/>
         </w:rPr>
         <w:t>；</w:t>
       </w:r>
-      <w:hyperlink r:id="rId77">
-        <w:r>
-          <w:rPr>
-            <w:lang w:val="zh_TW" w:bidi="zh_TW"/>
-          </w:rPr>
-          <w:rPr>
-            <w:color w:val="0000EE"/>
-            <w:u w:val="single"/>
-          </w:rPr>
-          <w:t>路8:19–21</w:t>
-        </w:r>
-      </w:hyperlink>
+      <w:r>
+        <w:rPr>
+          <w:lang w:val="zh_TW" w:bidi="zh_TW"/>
+        </w:rPr>
+        <w:t>路8:19–21</w:t>
+      </w:r>
       <w:r>
         <w:rPr>
           <w:lang w:val="zh_TW" w:bidi="zh_TW"/>
@@ -1832,90 +1436,60 @@
         </w:rPr>
         <w:t>當耶穌被掛在十字架上時，馬利亞和一些婦女在旁觀看（見</w:t>
       </w:r>
-      <w:hyperlink r:id="rId78">
-        <w:r>
-          <w:rPr>
-            <w:lang w:val="zh_TW" w:bidi="zh_TW"/>
-          </w:rPr>
-          <w:rPr>
-            <w:color w:val="0000EE"/>
-            <w:u w:val="single"/>
-          </w:rPr>
-          <w:t>可15:40</w:t>
-        </w:r>
-      </w:hyperlink>
+      <w:r>
+        <w:rPr>
+          <w:lang w:val="zh_TW" w:bidi="zh_TW"/>
+        </w:rPr>
+        <w:t>可15:40</w:t>
+      </w:r>
       <w:r>
         <w:rPr>
           <w:lang w:val="zh_TW" w:bidi="zh_TW"/>
         </w:rPr>
         <w:t>、</w:t>
       </w:r>
-      <w:hyperlink r:id="rId79">
-        <w:r>
-          <w:rPr>
-            <w:lang w:val="zh_TW" w:bidi="zh_TW"/>
-          </w:rPr>
-          <w:rPr>
-            <w:color w:val="0000EE"/>
-            <w:u w:val="single"/>
-          </w:rPr>
-          <w:t>47</w:t>
-        </w:r>
-      </w:hyperlink>
+      <w:r>
+        <w:rPr>
+          <w:lang w:val="zh_TW" w:bidi="zh_TW"/>
+        </w:rPr>
+        <w:t>47</w:t>
+      </w:r>
       <w:r>
         <w:rPr>
           <w:lang w:val="zh_TW" w:bidi="zh_TW"/>
         </w:rPr>
         <w:t>；</w:t>
       </w:r>
-      <w:hyperlink r:id="rId80">
-        <w:r>
-          <w:rPr>
-            <w:lang w:val="zh_TW" w:bidi="zh_TW"/>
-          </w:rPr>
-          <w:rPr>
-            <w:color w:val="0000EE"/>
-            <w:u w:val="single"/>
-          </w:rPr>
-          <w:t>約19:25</w:t>
-        </w:r>
-      </w:hyperlink>
+      <w:r>
+        <w:rPr>
+          <w:lang w:val="zh_TW" w:bidi="zh_TW"/>
+        </w:rPr>
+        <w:t>約19:25</w:t>
+      </w:r>
       <w:r>
         <w:rPr>
           <w:lang w:val="zh_TW" w:bidi="zh_TW"/>
         </w:rPr>
         <w:t>）。當耶穌接近死亡時，祂告訴約翰，那位「祂所愛的門徒」，像照顧自己的母親一樣照顧馬利亞（</w:t>
       </w:r>
-      <w:hyperlink r:id="rId81">
-        <w:r>
-          <w:rPr>
-            <w:lang w:val="zh_TW" w:bidi="zh_TW"/>
-          </w:rPr>
-          <w:rPr>
-            <w:color w:val="0000EE"/>
-            <w:u w:val="single"/>
-          </w:rPr>
-          <w:t>約19:26–27</w:t>
-        </w:r>
-      </w:hyperlink>
+      <w:r>
+        <w:rPr>
+          <w:lang w:val="zh_TW" w:bidi="zh_TW"/>
+        </w:rPr>
+        <w:t>約19:26–27</w:t>
+      </w:r>
       <w:r>
         <w:rPr>
           <w:lang w:val="zh_TW" w:bidi="zh_TW"/>
         </w:rPr>
         <w:t>）。耶穌受死、復活後，馬利亞成為信徒群體的一部分。聖經提到她在五旬節聖靈降臨那天，與其他人一起禱告（</w:t>
       </w:r>
-      <w:hyperlink r:id="rId82">
-        <w:r>
-          <w:rPr>
-            <w:lang w:val="zh_TW" w:bidi="zh_TW"/>
-          </w:rPr>
-          <w:rPr>
-            <w:color w:val="0000EE"/>
-            <w:u w:val="single"/>
-          </w:rPr>
-          <w:t>徒1:14</w:t>
-        </w:r>
-      </w:hyperlink>
+      <w:r>
+        <w:rPr>
+          <w:lang w:val="zh_TW" w:bidi="zh_TW"/>
+        </w:rPr>
+        <w:t>徒1:14</w:t>
+      </w:r>
       <w:r>
         <w:rPr>
           <w:lang w:val="zh_TW" w:bidi="zh_TW"/>
@@ -1959,126 +1533,84 @@
           <w:lang w:val="zh_TW" w:bidi="zh_TW"/>
         </w:rPr>
       </w:r>
-      <w:hyperlink r:id="rId83">
-        <w:r>
-          <w:rPr>
-            <w:lang w:val="zh_TW" w:bidi="zh_TW"/>
-          </w:rPr>
-          <w:rPr>
-            <w:color w:val="0000EE"/>
-            <w:u w:val="single"/>
-          </w:rPr>
-          <w:t>太1:16</w:t>
-        </w:r>
-      </w:hyperlink>
+      <w:r>
+        <w:rPr>
+          <w:lang w:val="zh_TW" w:bidi="zh_TW"/>
+        </w:rPr>
+        <w:t>太1:16</w:t>
+      </w:r>
       <w:r>
         <w:rPr>
           <w:lang w:val="zh_TW" w:bidi="zh_TW"/>
         </w:rPr>
         <w:t>、</w:t>
       </w:r>
-      <w:hyperlink r:id="rId84">
-        <w:r>
-          <w:rPr>
-            <w:lang w:val="zh_TW" w:bidi="zh_TW"/>
-          </w:rPr>
-          <w:rPr>
-            <w:color w:val="0000EE"/>
-            <w:u w:val="single"/>
-          </w:rPr>
-          <w:t>18–25</w:t>
-        </w:r>
-      </w:hyperlink>
+      <w:r>
+        <w:rPr>
+          <w:lang w:val="zh_TW" w:bidi="zh_TW"/>
+        </w:rPr>
+        <w:t>18–25</w:t>
+      </w:r>
       <w:r>
         <w:rPr>
           <w:lang w:val="zh_TW" w:bidi="zh_TW"/>
         </w:rPr>
         <w:t>，</w:t>
       </w:r>
-      <w:hyperlink r:id="rId85">
-        <w:r>
-          <w:rPr>
-            <w:lang w:val="zh_TW" w:bidi="zh_TW"/>
-          </w:rPr>
-          <w:rPr>
-            <w:color w:val="0000EE"/>
-            <w:u w:val="single"/>
-          </w:rPr>
-          <w:t>2:11</w:t>
-        </w:r>
-      </w:hyperlink>
+      <w:r>
+        <w:rPr>
+          <w:lang w:val="zh_TW" w:bidi="zh_TW"/>
+        </w:rPr>
+        <w:t>2:11</w:t>
+      </w:r>
       <w:r>
         <w:rPr>
           <w:lang w:val="zh_TW" w:bidi="zh_TW"/>
         </w:rPr>
         <w:t>、</w:t>
       </w:r>
-      <w:hyperlink r:id="rId86">
-        <w:r>
-          <w:rPr>
-            <w:lang w:val="zh_TW" w:bidi="zh_TW"/>
-          </w:rPr>
-          <w:rPr>
-            <w:color w:val="0000EE"/>
-            <w:u w:val="single"/>
-          </w:rPr>
-          <w:t>13–23</w:t>
-        </w:r>
-      </w:hyperlink>
+      <w:r>
+        <w:rPr>
+          <w:lang w:val="zh_TW" w:bidi="zh_TW"/>
+        </w:rPr>
+        <w:t>13–23</w:t>
+      </w:r>
       <w:r>
         <w:rPr>
           <w:lang w:val="zh_TW" w:bidi="zh_TW"/>
         </w:rPr>
         <w:t>；</w:t>
       </w:r>
-      <w:hyperlink r:id="rId87">
-        <w:r>
-          <w:rPr>
-            <w:lang w:val="zh_TW" w:bidi="zh_TW"/>
-          </w:rPr>
-          <w:rPr>
-            <w:color w:val="0000EE"/>
-            <w:u w:val="single"/>
-          </w:rPr>
-          <w:t>路1:26–2:51</w:t>
-        </w:r>
-      </w:hyperlink>
+      <w:r>
+        <w:rPr>
+          <w:lang w:val="zh_TW" w:bidi="zh_TW"/>
+        </w:rPr>
+        <w:t>路1:26–2:51</w:t>
+      </w:r>
       <w:r>
         <w:rPr>
           <w:lang w:val="zh_TW" w:bidi="zh_TW"/>
         </w:rPr>
         <w:t>；</w:t>
       </w:r>
-      <w:hyperlink r:id="rId88">
-        <w:r>
-          <w:rPr>
-            <w:lang w:val="zh_TW" w:bidi="zh_TW"/>
-          </w:rPr>
-          <w:rPr>
-            <w:color w:val="0000EE"/>
-            <w:u w:val="single"/>
-          </w:rPr>
-          <w:t>約19:25–27</w:t>
-        </w:r>
-      </w:hyperlink>
+      <w:r>
+        <w:rPr>
+          <w:lang w:val="zh_TW" w:bidi="zh_TW"/>
+        </w:rPr>
+        <w:t>約19:25–27</w:t>
+      </w:r>
       <w:r>
         <w:rPr>
           <w:lang w:val="zh_TW" w:bidi="zh_TW"/>
         </w:rPr>
         <w:t>；</w:t>
       </w:r>
-      <w:hyperlink r:id="rId82">
-        <w:r>
-          <w:rPr>
-            <w:lang w:val="zh_TW" w:bidi="zh_TW"/>
-          </w:rPr>
-          <w:rPr>
-            <w:color w:val="0000EE"/>
-            <w:u w:val="single"/>
-          </w:rPr>
-          <w:t>徒1:14</w:t>
-        </w:r>
-      </w:hyperlink>
+      <w:r>
+        <w:rPr>
+          <w:lang w:val="zh_TW" w:bidi="zh_TW"/>
+        </w:rPr>
+        <w:t>徒1:14</w:t>
+      </w:r>
       <w:r>
         <w:rPr>
           <w:lang w:val="zh_TW" w:bidi="zh_TW"/>
@@ -2127,18 +1659,12 @@
         </w:rPr>
         <w:t>耶洗別是西頓王謁巴力的女兒（</w:t>
       </w:r>
-      <w:hyperlink r:id="rId89">
-        <w:r>
-          <w:rPr>
-            <w:lang w:val="zh_TW" w:bidi="zh_TW"/>
-          </w:rPr>
-          <w:rPr>
-            <w:color w:val="0000EE"/>
-            <w:u w:val="single"/>
-          </w:rPr>
-          <w:t>王上16:31</w:t>
-        </w:r>
-      </w:hyperlink>
+      <w:r>
+        <w:rPr>
+          <w:lang w:val="zh_TW" w:bidi="zh_TW"/>
+        </w:rPr>
+        <w:t>王上16:31</w:t>
+      </w:r>
       <w:r>
         <w:rPr>
           <w:lang w:val="zh_TW" w:bidi="zh_TW"/>
@@ -2159,54 +1685,36 @@
         </w:rPr>
         <w:t>耶洗別說服亞哈在撒馬利亞推行巴力崇拜，並設立亞舍拉神柱（</w:t>
       </w:r>
-      <w:hyperlink r:id="rId90">
-        <w:r>
-          <w:rPr>
-            <w:lang w:val="zh_TW" w:bidi="zh_TW"/>
-          </w:rPr>
-          <w:rPr>
-            <w:color w:val="0000EE"/>
-            <w:u w:val="single"/>
-          </w:rPr>
-          <w:t>王上16:30–33</w:t>
-        </w:r>
-      </w:hyperlink>
+      <w:r>
+        <w:rPr>
+          <w:lang w:val="zh_TW" w:bidi="zh_TW"/>
+        </w:rPr>
+        <w:t>王上16:30–33</w:t>
+      </w:r>
       <w:r>
         <w:rPr>
           <w:lang w:val="zh_TW" w:bidi="zh_TW"/>
         </w:rPr>
         <w:t>）。她試圖殺害神的先知（</w:t>
       </w:r>
-      <w:hyperlink r:id="rId91">
-        <w:r>
-          <w:rPr>
-            <w:lang w:val="zh_TW" w:bidi="zh_TW"/>
-          </w:rPr>
-          <w:rPr>
-            <w:color w:val="0000EE"/>
-            <w:u w:val="single"/>
-          </w:rPr>
-          <w:t>王上18:4</w:t>
-        </w:r>
-      </w:hyperlink>
+      <w:r>
+        <w:rPr>
+          <w:lang w:val="zh_TW" w:bidi="zh_TW"/>
+        </w:rPr>
+        <w:t>王上18:4</w:t>
+      </w:r>
       <w:r>
         <w:rPr>
           <w:lang w:val="zh_TW" w:bidi="zh_TW"/>
         </w:rPr>
         <w:t>），並在王宮中支持巴力的眾先知（</w:t>
       </w:r>
-      <w:hyperlink r:id="rId92">
-        <w:r>
-          <w:rPr>
-            <w:lang w:val="zh_TW" w:bidi="zh_TW"/>
-          </w:rPr>
-          <w:rPr>
-            <w:color w:val="0000EE"/>
-            <w:u w:val="single"/>
-          </w:rPr>
-          <w:t>王上18:19</w:t>
-        </w:r>
-      </w:hyperlink>
+      <w:r>
+        <w:rPr>
+          <w:lang w:val="zh_TW" w:bidi="zh_TW"/>
+        </w:rPr>
+        <w:t>王上18:19</w:t>
+      </w:r>
       <w:r>
         <w:rPr>
           <w:lang w:val="zh_TW" w:bidi="zh_TW"/>
@@ -2227,36 +1735,24 @@
         </w:rPr>
         <w:t>以利亞在迦密山上，與耶洗別和亞哈對峙（</w:t>
       </w:r>
-      <w:hyperlink r:id="rId93">
-        <w:r>
-          <w:rPr>
-            <w:lang w:val="zh_TW" w:bidi="zh_TW"/>
-          </w:rPr>
-          <w:rPr>
-            <w:color w:val="0000EE"/>
-            <w:u w:val="single"/>
-          </w:rPr>
-          <w:t>王上18:19–40</w:t>
-        </w:r>
-      </w:hyperlink>
+      <w:r>
+        <w:rPr>
+          <w:lang w:val="zh_TW" w:bidi="zh_TW"/>
+        </w:rPr>
+        <w:t>王上18:19–40</w:t>
+      </w:r>
       <w:r>
         <w:rPr>
           <w:lang w:val="zh_TW" w:bidi="zh_TW"/>
         </w:rPr>
         <w:t>），在那裡挑戰以色列人跟隨真神。當神顯明祂的大能後，以色列人承認祂是真神，並協助以利亞殺死假先知。耶洗別得知此事後威脅以利亞，迫使他逃亡（</w:t>
       </w:r>
-      <w:hyperlink r:id="rId94">
-        <w:r>
-          <w:rPr>
-            <w:lang w:val="zh_TW" w:bidi="zh_TW"/>
-          </w:rPr>
-          <w:rPr>
-            <w:color w:val="0000EE"/>
-            <w:u w:val="single"/>
-          </w:rPr>
-          <w:t>王上19:1–3</w:t>
-        </w:r>
-      </w:hyperlink>
+      <w:r>
+        <w:rPr>
+          <w:lang w:val="zh_TW" w:bidi="zh_TW"/>
+        </w:rPr>
+        <w:t>王上19:1–3</w:t>
+      </w:r>
       <w:r>
         <w:rPr>
           <w:lang w:val="zh_TW" w:bidi="zh_TW"/>
@@ -2277,54 +1773,36 @@
         </w:rPr>
         <w:t>後來，耶洗別給丈夫出主意，如何從鄰居拿伯的手中奪取葡萄園。當拿伯拒絕賣地時，耶洗別策劃誣告他褻瀆神與王。結果，拿伯被處死。亞哈奪取了葡萄園，但神差遣以利亞宣告對耶洗別和亞哈的審判（</w:t>
       </w:r>
-      <w:hyperlink r:id="rId95">
-        <w:r>
-          <w:rPr>
-            <w:lang w:val="zh_TW" w:bidi="zh_TW"/>
-          </w:rPr>
-          <w:rPr>
-            <w:color w:val="0000EE"/>
-            <w:u w:val="single"/>
-          </w:rPr>
-          <w:t>王上21:20–24</w:t>
-        </w:r>
-      </w:hyperlink>
+      <w:r>
+        <w:rPr>
+          <w:lang w:val="zh_TW" w:bidi="zh_TW"/>
+        </w:rPr>
+        <w:t>王上21:20–24</w:t>
+      </w:r>
       <w:r>
         <w:rPr>
           <w:lang w:val="zh_TW" w:bidi="zh_TW"/>
         </w:rPr>
         <w:t>）。亞哈不久後去世（</w:t>
       </w:r>
-      <w:hyperlink r:id="rId96">
-        <w:r>
-          <w:rPr>
-            <w:lang w:val="zh_TW" w:bidi="zh_TW"/>
-          </w:rPr>
-          <w:rPr>
-            <w:color w:val="0000EE"/>
-            <w:u w:val="single"/>
-          </w:rPr>
-          <w:t>王上22:29–40</w:t>
-        </w:r>
-      </w:hyperlink>
+      <w:r>
+        <w:rPr>
+          <w:lang w:val="zh_TW" w:bidi="zh_TW"/>
+        </w:rPr>
+        <w:t>王上22:29–40</w:t>
+      </w:r>
       <w:r>
         <w:rPr>
           <w:lang w:val="zh_TW" w:bidi="zh_TW"/>
         </w:rPr>
         <w:t>），但耶洗別活到她兒子亞哈謝的統治時期。後來，當耶戶消滅統治家族時，她被處決，實現了神對她的審判（</w:t>
       </w:r>
-      <w:hyperlink r:id="rId97">
-        <w:r>
-          <w:rPr>
-            <w:lang w:val="zh_TW" w:bidi="zh_TW"/>
-          </w:rPr>
-          <w:rPr>
-            <w:color w:val="0000EE"/>
-            <w:u w:val="single"/>
-          </w:rPr>
-          <w:t>王下9:30–37</w:t>
-        </w:r>
-      </w:hyperlink>
+      <w:r>
+        <w:rPr>
+          <w:lang w:val="zh_TW" w:bidi="zh_TW"/>
+        </w:rPr>
+        <w:t>王下9:30–37</w:t>
+      </w:r>
       <w:r>
         <w:rPr>
           <w:lang w:val="zh_TW" w:bidi="zh_TW"/>
@@ -2345,36 +1823,24 @@
         </w:rPr>
         <w:t>當耶洗別的女兒亞她利雅嫁給約沙法王的兒子約蘭時，她的邪惡影響力也延伸到南國猶大（見</w:t>
       </w:r>
-      <w:hyperlink r:id="rId98">
-        <w:r>
-          <w:rPr>
-            <w:lang w:val="zh_TW" w:bidi="zh_TW"/>
-          </w:rPr>
-          <w:rPr>
-            <w:color w:val="0000EE"/>
-            <w:u w:val="single"/>
-          </w:rPr>
-          <w:t>王下8:18</w:t>
-        </w:r>
-      </w:hyperlink>
+      <w:r>
+        <w:rPr>
+          <w:lang w:val="zh_TW" w:bidi="zh_TW"/>
+        </w:rPr>
+        <w:t>王下8:18</w:t>
+      </w:r>
       <w:r>
         <w:rPr>
           <w:lang w:val="zh_TW" w:bidi="zh_TW"/>
         </w:rPr>
         <w:t>、</w:t>
       </w:r>
-      <w:hyperlink r:id="rId99">
-        <w:r>
-          <w:rPr>
-            <w:lang w:val="zh_TW" w:bidi="zh_TW"/>
-          </w:rPr>
-          <w:rPr>
-            <w:color w:val="0000EE"/>
-            <w:u w:val="single"/>
-          </w:rPr>
-          <w:t>26–27</w:t>
-        </w:r>
-      </w:hyperlink>
+      <w:r>
+        <w:rPr>
+          <w:lang w:val="zh_TW" w:bidi="zh_TW"/>
+        </w:rPr>
+        <w:t>26–27</w:t>
+      </w:r>
       <w:r>
         <w:rPr>
           <w:lang w:val="zh_TW" w:bidi="zh_TW"/>
@@ -2395,18 +1861,12 @@
         </w:rPr>
         <w:t>她的名字長期以來與邪惡有關聯。在</w:t>
       </w:r>
-      <w:hyperlink r:id="rId100">
-        <w:r>
-          <w:rPr>
-            <w:lang w:val="zh_TW" w:bidi="zh_TW"/>
-          </w:rPr>
-          <w:rPr>
-            <w:color w:val="0000EE"/>
-            <w:u w:val="single"/>
-          </w:rPr>
-          <w:t>啟示錄二章20節</w:t>
-        </w:r>
-      </w:hyperlink>
+      <w:r>
+        <w:rPr>
+          <w:lang w:val="zh_TW" w:bidi="zh_TW"/>
+        </w:rPr>
+        <w:t>啟示錄二章20節</w:t>
+      </w:r>
       <w:r>
         <w:rPr>
           <w:lang w:val="zh_TW" w:bidi="zh_TW"/>
@@ -2436,54 +1896,36 @@
           <w:lang w:val="zh_TW" w:bidi="zh_TW"/>
         </w:rPr>
       </w:r>
-      <w:hyperlink r:id="rId101">
-        <w:r>
-          <w:rPr>
-            <w:lang w:val="zh_TW" w:bidi="zh_TW"/>
-          </w:rPr>
-          <w:rPr>
-            <w:color w:val="0000EE"/>
-            <w:u w:val="single"/>
-          </w:rPr>
-          <w:t>王上16:31–21:28</w:t>
-        </w:r>
-      </w:hyperlink>
+      <w:r>
+        <w:rPr>
+          <w:lang w:val="zh_TW" w:bidi="zh_TW"/>
+        </w:rPr>
+        <w:t>王上16:31–21:28</w:t>
+      </w:r>
       <w:r>
         <w:rPr>
           <w:lang w:val="zh_TW" w:bidi="zh_TW"/>
         </w:rPr>
         <w:t>；</w:t>
       </w:r>
-      <w:hyperlink r:id="rId102">
-        <w:r>
-          <w:rPr>
-            <w:lang w:val="zh_TW" w:bidi="zh_TW"/>
-          </w:rPr>
-          <w:rPr>
-            <w:color w:val="0000EE"/>
-            <w:u w:val="single"/>
-          </w:rPr>
-          <w:t>王下9:1–37</w:t>
-        </w:r>
-      </w:hyperlink>
+      <w:r>
+        <w:rPr>
+          <w:lang w:val="zh_TW" w:bidi="zh_TW"/>
+        </w:rPr>
+        <w:t>王下9:1–37</w:t>
+      </w:r>
       <w:r>
         <w:rPr>
           <w:lang w:val="zh_TW" w:bidi="zh_TW"/>
         </w:rPr>
         <w:t>；</w:t>
       </w:r>
-      <w:hyperlink r:id="rId100">
-        <w:r>
-          <w:rPr>
-            <w:lang w:val="zh_TW" w:bidi="zh_TW"/>
-          </w:rPr>
-          <w:rPr>
-            <w:color w:val="0000EE"/>
-            <w:u w:val="single"/>
-          </w:rPr>
-          <w:t>啟2:20</w:t>
-        </w:r>
-      </w:hyperlink>
+      <w:r>
+        <w:rPr>
+          <w:lang w:val="zh_TW" w:bidi="zh_TW"/>
+        </w:rPr>
+        <w:t>啟2:20</w:t>
+      </w:r>
       <w:r>
         <w:rPr>
           <w:lang w:val="zh_TW" w:bidi="zh_TW"/>
@@ -2532,54 +1974,36 @@
         </w:rPr>
         <w:t>葉忒羅，又名流珥（</w:t>
       </w:r>
-      <w:hyperlink r:id="rId103">
-        <w:r>
-          <w:rPr>
-            <w:lang w:val="zh_TW" w:bidi="zh_TW"/>
-          </w:rPr>
-          <w:rPr>
-            <w:color w:val="0000EE"/>
-            <w:u w:val="single"/>
-          </w:rPr>
-          <w:t>出2:16–18</w:t>
-        </w:r>
-      </w:hyperlink>
+      <w:r>
+        <w:rPr>
+          <w:lang w:val="zh_TW" w:bidi="zh_TW"/>
+        </w:rPr>
+        <w:t>出2:16–18</w:t>
+      </w:r>
       <w:r>
         <w:rPr>
           <w:lang w:val="zh_TW" w:bidi="zh_TW"/>
         </w:rPr>
         <w:t>；</w:t>
       </w:r>
-      <w:hyperlink r:id="rId104">
-        <w:r>
-          <w:rPr>
-            <w:lang w:val="zh_TW" w:bidi="zh_TW"/>
-          </w:rPr>
-          <w:rPr>
-            <w:color w:val="0000EE"/>
-            <w:u w:val="single"/>
-          </w:rPr>
-          <w:t>民10:29</w:t>
-        </w:r>
-      </w:hyperlink>
+      <w:r>
+        <w:rPr>
+          <w:lang w:val="zh_TW" w:bidi="zh_TW"/>
+        </w:rPr>
+        <w:t>民10:29</w:t>
+      </w:r>
       <w:r>
         <w:rPr>
           <w:lang w:val="zh_TW" w:bidi="zh_TW"/>
         </w:rPr>
         <w:t>），是米甸的祭司（</w:t>
       </w:r>
-      <w:hyperlink r:id="rId105">
-        <w:r>
-          <w:rPr>
-            <w:lang w:val="zh_TW" w:bidi="zh_TW"/>
-          </w:rPr>
-          <w:rPr>
-            <w:color w:val="0000EE"/>
-            <w:u w:val="single"/>
-          </w:rPr>
-          <w:t>出2:16</w:t>
-        </w:r>
-      </w:hyperlink>
+      <w:r>
+        <w:rPr>
+          <w:lang w:val="zh_TW" w:bidi="zh_TW"/>
+        </w:rPr>
+        <w:t>出2:16</w:t>
+      </w:r>
       <w:r>
         <w:rPr>
           <w:lang w:val="zh_TW" w:bidi="zh_TW"/>
@@ -2600,18 +2024,12 @@
         </w:rPr>
         <w:t>當摩西與他的岳父住在米甸時，他在燃燒的荊棘中遇見了神（</w:t>
       </w:r>
-      <w:hyperlink r:id="rId106">
-        <w:r>
-          <w:rPr>
-            <w:lang w:val="zh_TW" w:bidi="zh_TW"/>
-          </w:rPr>
-          <w:rPr>
-            <w:color w:val="0000EE"/>
-            <w:u w:val="single"/>
-          </w:rPr>
-          <w:t>出3:1–2</w:t>
-        </w:r>
-      </w:hyperlink>
+      <w:r>
+        <w:rPr>
+          <w:lang w:val="zh_TW" w:bidi="zh_TW"/>
+        </w:rPr>
+        <w:t>出3:1–2</w:t>
+      </w:r>
       <w:r>
         <w:rPr>
           <w:lang w:val="zh_TW" w:bidi="zh_TW"/>
@@ -2632,36 +2050,24 @@
         </w:rPr>
         <w:t>當摩西和以色列人在曠野時，葉忒羅帶著摩西的家人回到他們身邊。葉忒羅聽聞雅巍（耶和華）拯救祂的百姓出埃及，便承認耶和華比萬神都大。他以燔祭和祭物敬拜雅巍，表明自己與以色列同行（</w:t>
       </w:r>
-      <w:hyperlink r:id="rId107">
-        <w:r>
-          <w:rPr>
-            <w:lang w:val="zh_TW" w:bidi="zh_TW"/>
-          </w:rPr>
-          <w:rPr>
-            <w:color w:val="0000EE"/>
-            <w:u w:val="single"/>
-          </w:rPr>
-          <w:t>出18:11</w:t>
-        </w:r>
-      </w:hyperlink>
+      <w:r>
+        <w:rPr>
+          <w:lang w:val="zh_TW" w:bidi="zh_TW"/>
+        </w:rPr>
+        <w:t>出18:11</w:t>
+      </w:r>
       <w:r>
         <w:rPr>
           <w:lang w:val="zh_TW" w:bidi="zh_TW"/>
         </w:rPr>
         <w:t>）。為此，以色列的領袖們與他一同在神的面前分享祭物（</w:t>
       </w:r>
-      <w:hyperlink r:id="rId108">
-        <w:r>
-          <w:rPr>
-            <w:lang w:val="zh_TW" w:bidi="zh_TW"/>
-          </w:rPr>
-          <w:rPr>
-            <w:color w:val="0000EE"/>
-            <w:u w:val="single"/>
-          </w:rPr>
-          <w:t>出18:12</w:t>
-        </w:r>
-      </w:hyperlink>
+      <w:r>
+        <w:rPr>
+          <w:lang w:val="zh_TW" w:bidi="zh_TW"/>
+        </w:rPr>
+        <w:t>出18:12</w:t>
+      </w:r>
       <w:r>
         <w:rPr>
           <w:lang w:val="zh_TW" w:bidi="zh_TW"/>
@@ -2682,90 +2088,60 @@
         </w:rPr>
         <w:t>葉忒羅注意到摩西因管理眾多以色列人而感到不堪重負。他建議摩西更好地組織百姓，並處理他們的爭端（</w:t>
       </w:r>
-      <w:hyperlink r:id="rId109">
-        <w:r>
-          <w:rPr>
-            <w:lang w:val="zh_TW" w:bidi="zh_TW"/>
-          </w:rPr>
-          <w:rPr>
-            <w:color w:val="0000EE"/>
-            <w:u w:val="single"/>
-          </w:rPr>
-          <w:t>出18:13–23</w:t>
-        </w:r>
-      </w:hyperlink>
+      <w:r>
+        <w:rPr>
+          <w:lang w:val="zh_TW" w:bidi="zh_TW"/>
+        </w:rPr>
+        <w:t>出18:13–23</w:t>
+      </w:r>
       <w:r>
         <w:rPr>
           <w:lang w:val="zh_TW" w:bidi="zh_TW"/>
         </w:rPr>
         <w:t>）。摩西聽從了這個建議，選出有才幹的人擔任領袖和審判官相助（</w:t>
       </w:r>
-      <w:hyperlink r:id="rId110">
-        <w:r>
-          <w:rPr>
-            <w:lang w:val="zh_TW" w:bidi="zh_TW"/>
-          </w:rPr>
-          <w:rPr>
-            <w:color w:val="0000EE"/>
-            <w:u w:val="single"/>
-          </w:rPr>
-          <w:t>出18:24–27</w:t>
-        </w:r>
-      </w:hyperlink>
+      <w:r>
+        <w:rPr>
+          <w:lang w:val="zh_TW" w:bidi="zh_TW"/>
+        </w:rPr>
+        <w:t>出18:24–27</w:t>
+      </w:r>
       <w:r>
         <w:rPr>
           <w:lang w:val="zh_TW" w:bidi="zh_TW"/>
         </w:rPr>
         <w:t>）。葉忒羅後來回到米甸，並未再與以色列有進一步的接觸，但他的兒子（</w:t>
       </w:r>
-      <w:hyperlink r:id="rId111">
-        <w:r>
-          <w:rPr>
-            <w:lang w:val="zh_TW" w:bidi="zh_TW"/>
-          </w:rPr>
-          <w:rPr>
-            <w:color w:val="0000EE"/>
-            <w:u w:val="single"/>
-          </w:rPr>
-          <w:t>民10:29–33</w:t>
-        </w:r>
-      </w:hyperlink>
+      <w:r>
+        <w:rPr>
+          <w:lang w:val="zh_TW" w:bidi="zh_TW"/>
+        </w:rPr>
+        <w:t>民10:29–33</w:t>
+      </w:r>
       <w:r>
         <w:rPr>
           <w:lang w:val="zh_TW" w:bidi="zh_TW"/>
         </w:rPr>
         <w:t>）及其他後裔後來與以色列人一同定居（</w:t>
       </w:r>
-      <w:hyperlink r:id="rId112">
-        <w:r>
-          <w:rPr>
-            <w:lang w:val="zh_TW" w:bidi="zh_TW"/>
-          </w:rPr>
-          <w:rPr>
-            <w:color w:val="0000EE"/>
-            <w:u w:val="single"/>
-          </w:rPr>
-          <w:t>士1:16</w:t>
-        </w:r>
-      </w:hyperlink>
+      <w:r>
+        <w:rPr>
+          <w:lang w:val="zh_TW" w:bidi="zh_TW"/>
+        </w:rPr>
+        <w:t>士1:16</w:t>
+      </w:r>
       <w:r>
         <w:rPr>
           <w:lang w:val="zh_TW" w:bidi="zh_TW"/>
         </w:rPr>
         <w:t>，</w:t>
       </w:r>
-      <w:hyperlink r:id="rId113">
-        <w:r>
-          <w:rPr>
-            <w:lang w:val="zh_TW" w:bidi="zh_TW"/>
-          </w:rPr>
-          <w:rPr>
-            <w:color w:val="0000EE"/>
-            <w:u w:val="single"/>
-          </w:rPr>
-          <w:t>4:11</w:t>
-        </w:r>
-      </w:hyperlink>
+      <w:r>
+        <w:rPr>
+          <w:lang w:val="zh_TW" w:bidi="zh_TW"/>
+        </w:rPr>
+        <w:t>4:11</w:t>
+      </w:r>
       <w:r>
         <w:rPr>
           <w:lang w:val="zh_TW" w:bidi="zh_TW"/>
@@ -2795,108 +2171,72 @@
           <w:lang w:val="zh_TW" w:bidi="zh_TW"/>
         </w:rPr>
       </w:r>
-      <w:hyperlink r:id="rId114">
-        <w:r>
-          <w:rPr>
-            <w:lang w:val="zh_TW" w:bidi="zh_TW"/>
-          </w:rPr>
-          <w:rPr>
-            <w:color w:val="0000EE"/>
-            <w:u w:val="single"/>
-          </w:rPr>
-          <w:t>出2:16–25</w:t>
-        </w:r>
-      </w:hyperlink>
+      <w:r>
+        <w:rPr>
+          <w:lang w:val="zh_TW" w:bidi="zh_TW"/>
+        </w:rPr>
+        <w:t>出2:16–25</w:t>
+      </w:r>
       <w:r>
         <w:rPr>
           <w:lang w:val="zh_TW" w:bidi="zh_TW"/>
         </w:rPr>
         <w:t>，</w:t>
       </w:r>
-      <w:hyperlink r:id="rId115">
-        <w:r>
-          <w:rPr>
-            <w:lang w:val="zh_TW" w:bidi="zh_TW"/>
-          </w:rPr>
-          <w:rPr>
-            <w:color w:val="0000EE"/>
-            <w:u w:val="single"/>
-          </w:rPr>
-          <w:t>3:1</w:t>
-        </w:r>
-      </w:hyperlink>
+      <w:r>
+        <w:rPr>
+          <w:lang w:val="zh_TW" w:bidi="zh_TW"/>
+        </w:rPr>
+        <w:t>3:1</w:t>
+      </w:r>
       <w:r>
         <w:rPr>
           <w:lang w:val="zh_TW" w:bidi="zh_TW"/>
         </w:rPr>
         <w:t>，</w:t>
       </w:r>
-      <w:hyperlink r:id="rId116">
-        <w:r>
-          <w:rPr>
-            <w:lang w:val="zh_TW" w:bidi="zh_TW"/>
-          </w:rPr>
-          <w:rPr>
-            <w:color w:val="0000EE"/>
-            <w:u w:val="single"/>
-          </w:rPr>
-          <w:t>18:1–27</w:t>
-        </w:r>
-      </w:hyperlink>
+      <w:r>
+        <w:rPr>
+          <w:lang w:val="zh_TW" w:bidi="zh_TW"/>
+        </w:rPr>
+        <w:t>18:1–27</w:t>
+      </w:r>
       <w:r>
         <w:rPr>
           <w:lang w:val="zh_TW" w:bidi="zh_TW"/>
         </w:rPr>
         <w:t>；</w:t>
       </w:r>
-      <w:hyperlink r:id="rId104">
-        <w:r>
-          <w:rPr>
-            <w:lang w:val="zh_TW" w:bidi="zh_TW"/>
-          </w:rPr>
-          <w:rPr>
-            <w:color w:val="0000EE"/>
-            <w:u w:val="single"/>
-          </w:rPr>
-          <w:t>民10:29</w:t>
-        </w:r>
-      </w:hyperlink>
+      <w:r>
+        <w:rPr>
+          <w:lang w:val="zh_TW" w:bidi="zh_TW"/>
+        </w:rPr>
+        <w:t>民10:29</w:t>
+      </w:r>
       <w:r>
         <w:rPr>
           <w:lang w:val="zh_TW" w:bidi="zh_TW"/>
         </w:rPr>
         <w:t>；</w:t>
       </w:r>
-      <w:hyperlink r:id="rId112">
-        <w:r>
-          <w:rPr>
-            <w:lang w:val="zh_TW" w:bidi="zh_TW"/>
-          </w:rPr>
-          <w:rPr>
-            <w:color w:val="0000EE"/>
-            <w:u w:val="single"/>
-          </w:rPr>
-          <w:t>士1:16</w:t>
-        </w:r>
-      </w:hyperlink>
+      <w:r>
+        <w:rPr>
+          <w:lang w:val="zh_TW" w:bidi="zh_TW"/>
+        </w:rPr>
+        <w:t>士1:16</w:t>
+      </w:r>
       <w:r>
         <w:rPr>
           <w:lang w:val="zh_TW" w:bidi="zh_TW"/>
         </w:rPr>
         <w:t>，</w:t>
       </w:r>
-      <w:hyperlink r:id="rId113">
-        <w:r>
-          <w:rPr>
-            <w:lang w:val="zh_TW" w:bidi="zh_TW"/>
-          </w:rPr>
-          <w:rPr>
-            <w:color w:val="0000EE"/>
-            <w:u w:val="single"/>
-          </w:rPr>
-          <w:t>4:11</w:t>
-        </w:r>
-      </w:hyperlink>
+      <w:r>
+        <w:rPr>
+          <w:lang w:val="zh_TW" w:bidi="zh_TW"/>
+        </w:rPr>
+        <w:t>4:11</w:t>
+      </w:r>
       <w:r>
         <w:rPr>
           <w:lang w:val="zh_TW" w:bidi="zh_TW"/>
